--- a/Books/Stories/ThePrincessAndTheWitchDoctor/Book_ThePrincessAndTheWitchDoctor.docx
+++ b/Books/Stories/ThePrincessAndTheWitchDoctor/Book_ThePrincessAndTheWitchDoctor.docx
@@ -357,7 +357,13 @@
         <w:t xml:space="preserve">And could they breathe underwater? </w:t>
       </w:r>
       <w:r>
-        <w:t xml:space="preserve">Why can’t women generate eggs all through their life? Why can’t we </w:t>
+        <w:t>Why can’t women generate eggs through</w:t>
+      </w:r>
+      <w:r>
+        <w:t>out</w:t>
+      </w:r>
+      <w:r>
+        <w:t xml:space="preserve"> their life? Why can’t we </w:t>
       </w:r>
       <w:r>
         <w:t>regrow</w:t>
@@ -563,7 +569,21 @@
     </w:p>
     <w:p>
       <w:r>
-        <w:t>“In two months from now, provided I pass these impossible tests,” I replied, yawning. “After that comes my internship. Hopefully I won’t die from an overdose of caffeine</w:t>
+        <w:t>“In two months from now, provided I pass these impossible tests,” I replied, yawning.</w:t>
+      </w:r>
+      <w:r>
+        <w:t xml:space="preserve"> “Also, provided I don’t fall asleep during the exam,” I added.</w:t>
+      </w:r>
+    </w:p>
+    <w:p>
+      <w:r>
+        <w:t>“</w:t>
+      </w:r>
+      <w:r>
+        <w:t>I still have to finalize which hospital I go to for my internship</w:t>
+      </w:r>
+      <w:r>
+        <w:t>. Hopefully I won’t die from an overdose of caffeine</w:t>
       </w:r>
       <w:r>
         <w:t xml:space="preserve"> and energy drinks,</w:t>
@@ -577,7 +597,68 @@
     </w:p>
     <w:p>
       <w:r>
-        <w:t>“Why don’t you come here for your internship?” Martin asked. “I’ll deal with the paperwork. You just need to sign.”</w:t>
+        <w:t>“Why don’t you come here for your internship?” Martin asked. “</w:t>
+      </w:r>
+      <w:r>
+        <w:t>There is m</w:t>
+      </w:r>
+      <w:r>
+        <w:t xml:space="preserve">y newest </w:t>
+      </w:r>
+      <w:r>
+        <w:t xml:space="preserve">hospital </w:t>
+      </w:r>
+      <w:r>
+        <w:t xml:space="preserve">in </w:t>
+      </w:r>
+      <w:r>
+        <w:t>Tijuana</w:t>
+      </w:r>
+      <w:r>
+        <w:t xml:space="preserve">, Mexico. </w:t>
+      </w:r>
+      <w:r>
+        <w:t>Tijuana</w:t>
+      </w:r>
+      <w:r>
+        <w:t xml:space="preserve"> is known for its </w:t>
+      </w:r>
+      <w:r>
+        <w:rPr>
+          <w:rStyle w:val="gstkn"/>
+        </w:rPr>
+        <w:t>vibrant culture and proximity to the U.S. border.</w:t>
+      </w:r>
+    </w:p>
+    <w:p>
+      <w:r>
+        <w:t xml:space="preserve">“I also have a hospital in </w:t>
+      </w:r>
+      <w:r>
+        <w:t>Guadalajara</w:t>
+      </w:r>
+      <w:r>
+        <w:t>.</w:t>
+      </w:r>
+      <w:r>
+        <w:t xml:space="preserve"> </w:t>
+      </w:r>
+      <w:r>
+        <w:t xml:space="preserve">It’s known for its </w:t>
+      </w:r>
+      <w:r>
+        <w:rPr>
+          <w:rStyle w:val="gstkn"/>
+        </w:rPr>
+        <w:t>rich cultural scene and tequila production. Who doesn’t like tequila?</w:t>
+      </w:r>
+    </w:p>
+    <w:p>
+      <w:r>
+        <w:t>“</w:t>
+      </w:r>
+      <w:r>
+        <w:t>I’ll deal with the paperwork. You just need to sign.”</w:t>
       </w:r>
     </w:p>
     <w:p>
@@ -592,7 +673,11 @@
     </w:p>
     <w:p>
       <w:r>
+        <w:lastRenderedPageBreak/>
         <w:t>“Very well,” I said, sighing.</w:t>
+      </w:r>
+      <w:r>
+        <w:t xml:space="preserve"> “I can take a month-or-two vacation before starting my internship.”</w:t>
       </w:r>
     </w:p>
     <w:p>
@@ -657,12 +742,17 @@
     </w:p>
     <w:p>
       <w:r>
-        <w:t>True to his word Martin pulled who knows how many strings and my school told me his internship was valid throughout the world. I could literally practice anywhere I chose.</w:t>
-      </w:r>
-    </w:p>
-    <w:p>
-      <w:r>
-        <w:lastRenderedPageBreak/>
+        <w:t xml:space="preserve">True to his word Martin pulled who knows how many strings and my school told me his internship was valid throughout the world. I could literally </w:t>
+      </w:r>
+      <w:r>
+        <w:t>intern</w:t>
+      </w:r>
+      <w:r>
+        <w:t xml:space="preserve"> anywhere I chose.</w:t>
+      </w:r>
+    </w:p>
+    <w:p>
+      <w:r>
         <w:t>Seeing I had 2 months before my internship started, I took Martin up on his offer and flew to his hospital first class with the ticket he supplied.</w:t>
       </w:r>
     </w:p>
@@ -2850,6 +2940,11 @@
     <w:name w:val="a-size-small"/>
     <w:basedOn w:val="DefaultParagraphFont"/>
     <w:rsid w:val="002C2503"/>
+  </w:style>
+  <w:style w:type="character" w:customStyle="1" w:styleId="gstkn">
+    <w:name w:val="gs_tkn"/>
+    <w:basedOn w:val="DefaultParagraphFont"/>
+    <w:rsid w:val="00F62CAC"/>
   </w:style>
 </w:styles>
 </file>
@@ -3142,7 +3237,7 @@
 </file>
 
 <file path=customXml/itemProps1.xml><?xml version="1.0" encoding="utf-8"?>
-<ds:datastoreItem xmlns:ds="http://schemas.openxmlformats.org/officeDocument/2006/customXml" ds:itemID="{22FAD324-E6D8-473E-84F4-3EDA0FB3145A}">
+<ds:datastoreItem xmlns:ds="http://schemas.openxmlformats.org/officeDocument/2006/customXml" ds:itemID="{6DB64E80-61D3-4CF2-BFFA-3CA9C461163C}">
   <ds:schemaRefs>
     <ds:schemaRef ds:uri="http://schemas.openxmlformats.org/officeDocument/2006/bibliography"/>
   </ds:schemaRefs>

--- a/Books/Stories/ThePrincessAndTheWitchDoctor/Book_ThePrincessAndTheWitchDoctor.docx
+++ b/Books/Stories/ThePrincessAndTheWitchDoctor/Book_ThePrincessAndTheWitchDoctor.docx
@@ -314,26 +314,77 @@
     </w:p>
     <w:p>
       <w:r>
-        <w:t>“Damn I’m going crazy,” I complained to no one as I downed another energy drink.</w:t>
-      </w:r>
-    </w:p>
-    <w:p>
-      <w:r>
-        <w:t>Biology is an amazing science. Living things are truly fascinating. Even a simple mosquito is amazing, if you think about it.</w:t>
-      </w:r>
-    </w:p>
-    <w:p>
-      <w:r>
-        <w:t>How does it form?</w:t>
+        <w:t xml:space="preserve">“Damn I’m going crazy,” </w:t>
+      </w:r>
+      <w:r>
+        <w:t>Luke</w:t>
+      </w:r>
+      <w:r>
+        <w:t xml:space="preserve"> complained to no one as </w:t>
+      </w:r>
+      <w:r>
+        <w:t>he</w:t>
+      </w:r>
+      <w:r>
+        <w:t xml:space="preserve"> downed another energy drink.</w:t>
+      </w:r>
+    </w:p>
+    <w:p>
+      <w:r>
+        <w:t xml:space="preserve">Biology </w:t>
+      </w:r>
+      <w:r>
+        <w:t>was</w:t>
+      </w:r>
+      <w:r>
+        <w:t xml:space="preserve"> an amazing science. Living things </w:t>
+      </w:r>
+      <w:r>
+        <w:t>were</w:t>
+      </w:r>
+      <w:r>
+        <w:t xml:space="preserve"> truly fascinating. Even a simple mosquito </w:t>
+      </w:r>
+      <w:r>
+        <w:t>was</w:t>
+      </w:r>
+      <w:r>
+        <w:t xml:space="preserve"> amazing, if you </w:t>
+      </w:r>
+      <w:r>
+        <w:t>thought</w:t>
+      </w:r>
+      <w:r>
+        <w:t xml:space="preserve"> about it.</w:t>
+      </w:r>
+    </w:p>
+    <w:p>
+      <w:r>
+        <w:t xml:space="preserve">How </w:t>
+      </w:r>
+      <w:r>
+        <w:t>did</w:t>
+      </w:r>
+      <w:r>
+        <w:t xml:space="preserve"> it form?</w:t>
       </w:r>
       <w:r>
         <w:t xml:space="preserve"> </w:t>
       </w:r>
       <w:r>
-        <w:t xml:space="preserve">Why are some creatures seemingly immortal? </w:t>
-      </w:r>
-      <w:r>
-        <w:t>How can</w:t>
+        <w:t xml:space="preserve">Why </w:t>
+      </w:r>
+      <w:r>
+        <w:t>were</w:t>
+      </w:r>
+      <w:r>
+        <w:t xml:space="preserve"> some creatures seemingly immortal? </w:t>
+      </w:r>
+      <w:r>
+        <w:t xml:space="preserve">How </w:t>
+      </w:r>
+      <w:r>
+        <w:t>could</w:t>
       </w:r>
       <w:r>
         <w:t xml:space="preserve"> bats </w:t>
@@ -345,25 +396,66 @@
         <w:t xml:space="preserve"> metabolisms?</w:t>
       </w:r>
       <w:r>
-        <w:t xml:space="preserve"> How can flat worms remember, even when you chop their heads off?</w:t>
-      </w:r>
-      <w:r>
-        <w:t xml:space="preserve"> Why do birds have such fascinating lungs, while we have crap lungs?</w:t>
+        <w:t xml:space="preserve"> How </w:t>
+      </w:r>
+      <w:r>
+        <w:t>could</w:t>
+      </w:r>
+      <w:r>
+        <w:t xml:space="preserve"> flat worms remember, even when you chop</w:t>
+      </w:r>
+      <w:r>
+        <w:t>ped</w:t>
+      </w:r>
+      <w:r>
+        <w:t xml:space="preserve"> their heads off?</w:t>
+      </w:r>
+      <w:r>
+        <w:t xml:space="preserve"> Why d</w:t>
+      </w:r>
+      <w:r>
+        <w:t>id</w:t>
+      </w:r>
+      <w:r>
+        <w:t xml:space="preserve"> birds have such fascinating lungs, while we ha</w:t>
+      </w:r>
+      <w:r>
+        <w:t>d</w:t>
+      </w:r>
+      <w:r>
+        <w:t xml:space="preserve"> crap lungs?</w:t>
       </w:r>
       <w:r>
         <w:t xml:space="preserve"> </w:t>
       </w:r>
       <w:r>
-        <w:t xml:space="preserve">And could they breathe underwater? </w:t>
-      </w:r>
-      <w:r>
-        <w:t>Why can’t women generate eggs through</w:t>
+        <w:t>C</w:t>
+      </w:r>
+      <w:r>
+        <w:t>ould they breathe underwater?</w:t>
+      </w:r>
+    </w:p>
+    <w:p>
+      <w:r>
+        <w:t>Why c</w:t>
+      </w:r>
+      <w:r>
+        <w:t>ouldn</w:t>
+      </w:r>
+      <w:r>
+        <w:t>’t women generate eggs through</w:t>
       </w:r>
       <w:r>
         <w:t>out</w:t>
       </w:r>
       <w:r>
-        <w:t xml:space="preserve"> their life? Why can’t we </w:t>
+        <w:t xml:space="preserve"> their life? Why c</w:t>
+      </w:r>
+      <w:r>
+        <w:t>ould</w:t>
+      </w:r>
+      <w:r>
+        <w:t xml:space="preserve">n’t we </w:t>
       </w:r>
       <w:r>
         <w:t>regrow</w:t>
@@ -375,17 +467,24 @@
         <w:t>as needed</w:t>
       </w:r>
       <w:r>
-        <w:t>, or regrow limbs like salamanders?</w:t>
-      </w:r>
-    </w:p>
-    <w:p>
-      <w:r>
-        <w:t>If only we could collect all these adaptations and adapt them into ourselves.</w:t>
-      </w:r>
-    </w:p>
-    <w:p>
-      <w:r>
-        <w:t xml:space="preserve">These </w:t>
+        <w:t>, or regrow limbs like salamanders</w:t>
+      </w:r>
+      <w:r>
+        <w:t>, even though the blueprints existed within us. Why did cells hoard toxins, even though it could all be expelled through the skin</w:t>
+      </w:r>
+      <w:r>
+        <w:t>?</w:t>
+      </w:r>
+    </w:p>
+    <w:p>
+      <w:r>
+        <w:t>Th</w:t>
+      </w:r>
+      <w:r>
+        <w:t>ose</w:t>
+      </w:r>
+      <w:r>
+        <w:t xml:space="preserve"> </w:t>
       </w:r>
       <w:r>
         <w:t>were</w:t>
@@ -394,10 +493,19 @@
         <w:t xml:space="preserve"> the re</w:t>
       </w:r>
       <w:r>
-        <w:t xml:space="preserve">al reasons I choose to study medicine. </w:t>
-      </w:r>
-      <w:r>
-        <w:t xml:space="preserve">And the fact being a doctor </w:t>
+        <w:t xml:space="preserve">al reasons </w:t>
+      </w:r>
+      <w:r>
+        <w:t>Luke</w:t>
+      </w:r>
+      <w:r>
+        <w:t xml:space="preserve"> chose to study medicine</w:t>
+      </w:r>
+      <w:r>
+        <w:t>. Then there was t</w:t>
+      </w:r>
+      <w:r>
+        <w:t xml:space="preserve">he fact being a doctor </w:t>
       </w:r>
       <w:r>
         <w:t>was</w:t>
@@ -408,17 +516,68 @@
     </w:p>
     <w:p>
       <w:r>
-        <w:t>Unfortunately medical training is a Spartan discipline that considers sleep an optional activity. Hence my growing pile of discarded energy drink cans.</w:t>
-      </w:r>
-    </w:p>
-    <w:p>
-      <w:r>
-        <w:t>I jerked awake as my phone rang.</w:t>
-      </w:r>
-    </w:p>
-    <w:p>
-      <w:r>
-        <w:t xml:space="preserve">“Yo bro, how is life treating you?” My </w:t>
+        <w:t xml:space="preserve">Unfortunately medical training </w:t>
+      </w:r>
+      <w:r>
+        <w:t>was</w:t>
+      </w:r>
+      <w:r>
+        <w:t xml:space="preserve"> a Spartan discipline that consider</w:t>
+      </w:r>
+      <w:r>
+        <w:t>ed</w:t>
+      </w:r>
+      <w:r>
+        <w:t xml:space="preserve"> sleep</w:t>
+      </w:r>
+      <w:r>
+        <w:t>ing</w:t>
+      </w:r>
+      <w:r>
+        <w:t xml:space="preserve"> an optional </w:t>
+      </w:r>
+      <w:r>
+        <w:t>activity;</w:t>
+      </w:r>
+      <w:r>
+        <w:t xml:space="preserve"> </w:t>
+      </w:r>
+      <w:r>
+        <w:t>h</w:t>
+      </w:r>
+      <w:r>
+        <w:t xml:space="preserve">ence </w:t>
+      </w:r>
+      <w:r>
+        <w:t>Luke’s</w:t>
+      </w:r>
+      <w:r>
+        <w:t xml:space="preserve"> growing pile of discarded energy drink cans.</w:t>
+      </w:r>
+    </w:p>
+    <w:p>
+      <w:r>
+        <w:t>Luke</w:t>
+      </w:r>
+      <w:r>
+        <w:t xml:space="preserve"> jerked awake as </w:t>
+      </w:r>
+      <w:r>
+        <w:t>his</w:t>
+      </w:r>
+      <w:r>
+        <w:t xml:space="preserve"> phone rang.</w:t>
+      </w:r>
+    </w:p>
+    <w:p>
+      <w:r>
+        <w:t xml:space="preserve">“Yo bro, how is life treating you?” </w:t>
+      </w:r>
+      <w:r>
+        <w:t>Luke’s</w:t>
+      </w:r>
+      <w:r>
+        <w:t xml:space="preserve"> </w:t>
       </w:r>
       <w:r>
         <w:t>childhood friend</w:t>
@@ -435,10 +594,10 @@
         <w:t xml:space="preserve">let alone </w:t>
       </w:r>
       <w:r>
-        <w:t xml:space="preserve">to sleep,” I </w:t>
-      </w:r>
-      <w:r>
-        <w:t>grumbled</w:t>
+        <w:t xml:space="preserve">to sleep,” </w:t>
+      </w:r>
+      <w:r>
+        <w:t>Luke grumbled</w:t>
       </w:r>
       <w:r>
         <w:t>. “I don’t look forward to internship.”</w:t>
@@ -446,6 +605,7 @@
     </w:p>
     <w:p>
       <w:r>
+        <w:lastRenderedPageBreak/>
         <w:t xml:space="preserve">Martin laughed. </w:t>
       </w:r>
       <w:r>
@@ -454,226 +614,332 @@
     </w:p>
     <w:p>
       <w:r>
+        <w:t xml:space="preserve">“No can do,” </w:t>
+      </w:r>
+      <w:r>
+        <w:t>Luke</w:t>
+      </w:r>
+      <w:r>
+        <w:t xml:space="preserve"> replied, annoyed. “I don’t want to spend my life as a charlatan, fleecing people of their </w:t>
+      </w:r>
+      <w:r>
+        <w:t xml:space="preserve">hard-earned </w:t>
+      </w:r>
+      <w:r>
+        <w:t>money, letting them die of curable diseases.”</w:t>
+      </w:r>
+    </w:p>
+    <w:p>
+      <w:r>
+        <w:t xml:space="preserve">“You shouldn’t dismiss the ancient wisdom of the Indigenous cultures of the world,” Martin </w:t>
+      </w:r>
+      <w:r>
+        <w:t>said</w:t>
+      </w:r>
+      <w:r>
+        <w:t>.</w:t>
+      </w:r>
+    </w:p>
+    <w:p>
+      <w:r>
+        <w:t xml:space="preserve">“I won’t deny many of their medicines have medically active properties,” </w:t>
+      </w:r>
+      <w:r>
+        <w:t>Luke</w:t>
+      </w:r>
+      <w:r>
+        <w:t xml:space="preserve"> said. “However, without proper studies, you can never tell what is valid and what is nonsense.</w:t>
+      </w:r>
+    </w:p>
+    <w:p>
+      <w:r>
+        <w:t>“However, I don’t believe in that nonsense about spirits. If gods existed, they would reveal themselves, so we could worship them.”</w:t>
+      </w:r>
+    </w:p>
+    <w:p>
+      <w:r>
+        <w:t xml:space="preserve">By now </w:t>
+      </w:r>
+      <w:r>
+        <w:t>Luke</w:t>
+      </w:r>
+      <w:r>
+        <w:t xml:space="preserve"> </w:t>
+      </w:r>
+      <w:r>
+        <w:t xml:space="preserve">was </w:t>
+      </w:r>
+      <w:r>
+        <w:t>fully aw</w:t>
+      </w:r>
+      <w:r>
+        <w:t>ake</w:t>
+      </w:r>
+      <w:r>
+        <w:t>.</w:t>
+      </w:r>
+    </w:p>
+    <w:p>
+      <w:r>
+        <w:t>Martin just sighed. “What would it take for you to come over? The people need you.”</w:t>
+      </w:r>
+    </w:p>
+    <w:p>
+      <w:r>
+        <w:t xml:space="preserve">“I seriously doubt that,” </w:t>
+      </w:r>
+      <w:r>
+        <w:t>Luke</w:t>
+      </w:r>
+      <w:r>
+        <w:t xml:space="preserve"> replied. “You’re a billionaire, aren’t you? Just build more schools and hospitals and train the local population. That way everyone wins.”</w:t>
+      </w:r>
+    </w:p>
+    <w:p>
+      <w:r>
+        <w:t xml:space="preserve">“I do have schools and hospitals,” Martin </w:t>
+      </w:r>
+      <w:r>
+        <w:t>insisted</w:t>
+      </w:r>
+      <w:r>
+        <w:t>. “However, many of the villages are remote.”</w:t>
+      </w:r>
+    </w:p>
+    <w:p>
+      <w:r>
+        <w:t xml:space="preserve">“Then you need a mobile hospital,” </w:t>
+      </w:r>
+      <w:r>
+        <w:t>Luke</w:t>
+      </w:r>
+      <w:r>
+        <w:t xml:space="preserve"> </w:t>
+      </w:r>
+      <w:r>
+        <w:t>said.</w:t>
+      </w:r>
+    </w:p>
+    <w:p>
+      <w:r>
+        <w:t>“If you were designing one, what would you do?” Martin asked.</w:t>
+      </w:r>
+    </w:p>
+    <w:p>
+      <w:r>
+        <w:t>Luke</w:t>
+      </w:r>
+      <w:r>
+        <w:t xml:space="preserve"> paused a moment and then said, “Obviously you would need a pharmacy, a </w:t>
+      </w:r>
+      <w:r>
+        <w:t>room</w:t>
+      </w:r>
+      <w:r>
+        <w:t xml:space="preserve"> you could easily sterilize for operations, equipment such as x-ray machines and sterilizing units. A computer is needed for record keeping. Finally we need space for personnel to stay.</w:t>
+      </w:r>
+    </w:p>
+    <w:p>
+      <w:r>
         <w:lastRenderedPageBreak/>
-        <w:t xml:space="preserve">“No can do,” I replied, annoyed. “I don’t want to spend my life as a charlatan, fleecing people of their </w:t>
-      </w:r>
-      <w:r>
-        <w:t xml:space="preserve">hard-earned </w:t>
-      </w:r>
-      <w:r>
-        <w:t>money, letting them die of curable diseases.”</w:t>
-      </w:r>
-    </w:p>
-    <w:p>
-      <w:r>
-        <w:t>“You shouldn’t dismiss the ancient wisdom of the Indigenous cultures of the world,” Martin scolded.</w:t>
-      </w:r>
-    </w:p>
-    <w:p>
-      <w:r>
-        <w:t>“I won’t deny many of their medicines have medically active properties,” I said. “However, without proper studies, you can never tell what is valid and what is nonsense.</w:t>
-      </w:r>
-    </w:p>
-    <w:p>
-      <w:r>
-        <w:t>“However, I don’t believe in that nonsense about spirits. If gods existed, they would reveal themselves, so we could worship them.”</w:t>
-      </w:r>
-    </w:p>
-    <w:p>
-      <w:r>
-        <w:t>By now I had fully awoken with my rant.</w:t>
-      </w:r>
-    </w:p>
-    <w:p>
-      <w:r>
-        <w:t>Martin just sighed. “What would it take for you to come over? The people need you.”</w:t>
-      </w:r>
-    </w:p>
-    <w:p>
-      <w:r>
-        <w:t>“I seriously doubt that,” I replied. “You’re a billionaire, aren’t you? Just build more schools and hospitals and train the local population. That way everyone wins.”</w:t>
-      </w:r>
-    </w:p>
-    <w:p>
-      <w:r>
-        <w:t xml:space="preserve">“I do have schools and hospitals,” Martin </w:t>
-      </w:r>
-      <w:r>
-        <w:t>insisted</w:t>
-      </w:r>
-      <w:r>
-        <w:t>. “However, many of the villages are remote.”</w:t>
-      </w:r>
-    </w:p>
-    <w:p>
-      <w:r>
-        <w:t xml:space="preserve">“Then you need a mobile hospital,” I </w:t>
-      </w:r>
-      <w:r>
-        <w:t>said.</w:t>
-      </w:r>
-    </w:p>
-    <w:p>
-      <w:r>
-        <w:t>“If you were designing one, what would you do?” Martin asked.</w:t>
-      </w:r>
-    </w:p>
-    <w:p>
-      <w:r>
-        <w:t>I paused a moment and then said, “Obviously you would need a pharmacy, a place you could easily sterilize for operations, equipment such as x-ray machines and sterilizing units. A computer is needed for record keeping. Finally we need space for personnel to stay.</w:t>
-      </w:r>
-    </w:p>
-    <w:p>
-      <w:r>
         <w:t xml:space="preserve">“That all scales depending on how many vehicles </w:t>
       </w:r>
       <w:r>
         <w:t>you</w:t>
       </w:r>
       <w:r>
-        <w:t xml:space="preserve"> have,” I finished.</w:t>
+        <w:t xml:space="preserve"> have,” </w:t>
+      </w:r>
+      <w:r>
+        <w:t>Luke</w:t>
+      </w:r>
+      <w:r>
+        <w:t xml:space="preserve"> </w:t>
+      </w:r>
+      <w:r>
+        <w:t>said</w:t>
+      </w:r>
+      <w:r>
+        <w:t>.</w:t>
+      </w:r>
+    </w:p>
+    <w:p>
+      <w:r>
+        <w:t>“What if there was only one vehicle going to the most rugged locations?” Martin asked.</w:t>
+      </w:r>
+      <w:r>
+        <w:t xml:space="preserve"> “Cost is not an object.”</w:t>
+      </w:r>
+    </w:p>
+    <w:p>
+      <w:r>
+        <w:t>“</w:t>
+      </w:r>
+      <w:r>
+        <w:t xml:space="preserve">Then it would need to be built on a military vehicle </w:t>
+      </w:r>
+      <w:r>
+        <w:t>chassis</w:t>
+      </w:r>
+      <w:r>
+        <w:t xml:space="preserve">,” </w:t>
+      </w:r>
+      <w:r>
+        <w:t>Luke</w:t>
+      </w:r>
+      <w:r>
+        <w:t xml:space="preserve"> said. “The front would house </w:t>
+      </w:r>
+      <w:r>
+        <w:t xml:space="preserve">a </w:t>
+      </w:r>
+      <w:r>
+        <w:t>living space.</w:t>
+      </w:r>
+      <w:r>
+        <w:t>”</w:t>
+      </w:r>
+    </w:p>
+    <w:p>
+      <w:r>
+        <w:t>Luke paused and then said,</w:t>
+      </w:r>
+      <w:r>
+        <w:t xml:space="preserve"> </w:t>
+      </w:r>
+      <w:r>
+        <w:t>“</w:t>
+      </w:r>
+      <w:r>
+        <w:t>Perhaps a sleeping area over the front cab</w:t>
+      </w:r>
+      <w:r>
+        <w:t xml:space="preserve">. </w:t>
+      </w:r>
+      <w:r>
+        <w:t>The back part would house the pharmacy, as well as the emergency and sterilization equipment. Perhaps even a tent extension could open up for surgeries.</w:t>
+      </w:r>
+    </w:p>
+    <w:p>
+      <w:r>
+        <w:t>“Slideouts would be amazing, as well as those fold-down patios you find on toy haulers.</w:t>
+      </w:r>
+    </w:p>
+    <w:p>
+      <w:r>
+        <w:t>“I don’t know. I’m sure there are plenty of people more qualified than me to build this.”</w:t>
+      </w:r>
+    </w:p>
+    <w:p>
+      <w:r>
+        <w:t>“When will you graduate?” Martin asked.</w:t>
+      </w:r>
+    </w:p>
+    <w:p>
+      <w:r>
+        <w:t xml:space="preserve">“In two months from now, provided I pass these impossible tests,” </w:t>
+      </w:r>
+      <w:r>
+        <w:t>Luke</w:t>
+      </w:r>
+      <w:r>
+        <w:t xml:space="preserve"> </w:t>
+      </w:r>
+      <w:r>
+        <w:t>said</w:t>
+      </w:r>
+      <w:r>
+        <w:t>, yawning.</w:t>
+      </w:r>
+      <w:r>
+        <w:t xml:space="preserve"> “Also, provided I don’t fall asleep during the exam,” </w:t>
+      </w:r>
+      <w:r>
+        <w:t>Luke</w:t>
+      </w:r>
+      <w:r>
+        <w:t xml:space="preserve"> added.</w:t>
+      </w:r>
+    </w:p>
+    <w:p>
+      <w:r>
+        <w:t>“</w:t>
+      </w:r>
+      <w:r>
+        <w:t>I still have to finalize which hospital I go to for my internship</w:t>
+      </w:r>
+      <w:r>
+        <w:t>. Hopefully I won’t die from an overdose of caffeine</w:t>
+      </w:r>
+      <w:r>
+        <w:t xml:space="preserve"> and energy drinks,</w:t>
+      </w:r>
+      <w:r>
+        <w:t>”</w:t>
+      </w:r>
+      <w:r>
+        <w:t xml:space="preserve"> </w:t>
+      </w:r>
+      <w:r>
+        <w:t>Luke said</w:t>
+      </w:r>
+      <w:r>
+        <w:t>.</w:t>
+      </w:r>
+    </w:p>
+    <w:p>
+      <w:r>
+        <w:t>“Why don’t you come here for your internship?” Martin asked. “</w:t>
+      </w:r>
+      <w:r>
+        <w:t>M</w:t>
+      </w:r>
+      <w:r>
+        <w:t xml:space="preserve">y newest </w:t>
+      </w:r>
+      <w:r>
+        <w:t xml:space="preserve">hospital </w:t>
+      </w:r>
+      <w:r>
+        <w:t xml:space="preserve">in </w:t>
+      </w:r>
+      <w:r>
+        <w:t>Tijuana</w:t>
+      </w:r>
+      <w:r>
+        <w:t>, Mexico</w:t>
+      </w:r>
+      <w:r>
+        <w:t xml:space="preserve"> needs interns</w:t>
+      </w:r>
+      <w:r>
+        <w:t xml:space="preserve">. </w:t>
+      </w:r>
+      <w:r>
+        <w:t>Best of all I’m here, so I can show you around.</w:t>
+      </w:r>
+    </w:p>
+    <w:p>
+      <w:r>
+        <w:t>“</w:t>
+      </w:r>
+      <w:r>
+        <w:t>I’ll deal with the paperwork. You just need to sign.”</w:t>
+      </w:r>
+    </w:p>
+    <w:p>
+      <w:r>
+        <w:t>“Why are you so insistent on me coming?” I asked.</w:t>
       </w:r>
     </w:p>
     <w:p>
       <w:r>
         <w:lastRenderedPageBreak/>
-        <w:t>“What if there was only one vehicle going to the most rugged locations?” Martin asked.</w:t>
-      </w:r>
-      <w:r>
-        <w:t xml:space="preserve"> “Cost is not an object.”</w:t>
-      </w:r>
-    </w:p>
-    <w:p>
-      <w:r>
-        <w:t>“</w:t>
-      </w:r>
-      <w:r>
-        <w:t xml:space="preserve">Then it would need to be built on a military vehicle </w:t>
-      </w:r>
-      <w:r>
-        <w:t>chassis</w:t>
-      </w:r>
-      <w:r>
-        <w:t>,” I said. “The front would house living space. Perhaps a sleeping area over the front cab,” I continued, visualizing it in my mind. “The back part would house the pharmacy, as well as the emergency and sterilization equipment. Perhaps even a tent extension could open up for surgeries.</w:t>
-      </w:r>
-    </w:p>
-    <w:p>
-      <w:r>
-        <w:t>“I don’t know. I’m sure there are plenty of people more qualified than me to build this.”</w:t>
-      </w:r>
-    </w:p>
-    <w:p>
-      <w:r>
-        <w:t>“When will you graduate?” Martin asked.</w:t>
-      </w:r>
-    </w:p>
-    <w:p>
-      <w:r>
-        <w:t>“In two months from now, provided I pass these impossible tests,” I replied, yawning.</w:t>
-      </w:r>
-      <w:r>
-        <w:t xml:space="preserve"> “Also, provided I don’t fall asleep during the exam,” I added.</w:t>
-      </w:r>
-    </w:p>
-    <w:p>
-      <w:r>
-        <w:t>“</w:t>
-      </w:r>
-      <w:r>
-        <w:t>I still have to finalize which hospital I go to for my internship</w:t>
-      </w:r>
-      <w:r>
-        <w:t>. Hopefully I won’t die from an overdose of caffeine</w:t>
-      </w:r>
-      <w:r>
-        <w:t xml:space="preserve"> and energy drinks,</w:t>
-      </w:r>
-      <w:r>
-        <w:t>”</w:t>
-      </w:r>
-      <w:r>
-        <w:t xml:space="preserve"> I replied.</w:t>
-      </w:r>
-    </w:p>
-    <w:p>
-      <w:r>
-        <w:t>“Why don’t you come here for your internship?” Martin asked. “</w:t>
-      </w:r>
-      <w:r>
-        <w:t>There is m</w:t>
-      </w:r>
-      <w:r>
-        <w:t xml:space="preserve">y newest </w:t>
-      </w:r>
-      <w:r>
-        <w:t xml:space="preserve">hospital </w:t>
-      </w:r>
-      <w:r>
-        <w:t xml:space="preserve">in </w:t>
-      </w:r>
-      <w:r>
-        <w:t>Tijuana</w:t>
-      </w:r>
-      <w:r>
-        <w:t xml:space="preserve">, Mexico. </w:t>
-      </w:r>
-      <w:r>
-        <w:t>Tijuana</w:t>
-      </w:r>
-      <w:r>
-        <w:t xml:space="preserve"> is known for its </w:t>
-      </w:r>
-      <w:r>
-        <w:rPr>
-          <w:rStyle w:val="gstkn"/>
-        </w:rPr>
-        <w:t>vibrant culture and proximity to the U.S. border.</w:t>
-      </w:r>
-    </w:p>
-    <w:p>
-      <w:r>
-        <w:t xml:space="preserve">“I also have a hospital in </w:t>
-      </w:r>
-      <w:r>
-        <w:t>Guadalajara</w:t>
-      </w:r>
-      <w:r>
-        <w:t>.</w:t>
-      </w:r>
-      <w:r>
-        <w:t xml:space="preserve"> </w:t>
-      </w:r>
-      <w:r>
-        <w:t xml:space="preserve">It’s known for its </w:t>
-      </w:r>
-      <w:r>
-        <w:rPr>
-          <w:rStyle w:val="gstkn"/>
-        </w:rPr>
-        <w:t>rich cultural scene and tequila production. Who doesn’t like tequila?</w:t>
-      </w:r>
-    </w:p>
-    <w:p>
-      <w:r>
-        <w:t>“</w:t>
-      </w:r>
-      <w:r>
-        <w:t>I’ll deal with the paperwork. You just need to sign.”</w:t>
-      </w:r>
-    </w:p>
-    <w:p>
-      <w:r>
-        <w:t>“Why are you so insistent on me coming?” I asked.</w:t>
-      </w:r>
-    </w:p>
-    <w:p>
-      <w:r>
         <w:t>“Because we are friends,” Martin said. “Just come for a little vacation at least.”</w:t>
       </w:r>
     </w:p>
     <w:p>
       <w:r>
-        <w:lastRenderedPageBreak/>
         <w:t>“Very well,” I said, sighing.</w:t>
       </w:r>
       <w:r>
@@ -742,20 +1008,160 @@
     </w:p>
     <w:p>
       <w:r>
-        <w:t xml:space="preserve">True to his word Martin pulled who knows how many strings and my school told me his internship was valid throughout the world. I could literally </w:t>
-      </w:r>
-      <w:r>
-        <w:t>intern</w:t>
-      </w:r>
-      <w:r>
-        <w:t xml:space="preserve"> anywhere I chose.</w:t>
-      </w:r>
-    </w:p>
-    <w:p>
-      <w:r>
-        <w:t>Seeing I had 2 months before my internship started, I took Martin up on his offer and flew to his hospital first class with the ticket he supplied.</w:t>
-      </w:r>
-    </w:p>
+        <w:t xml:space="preserve">True to his word Martin pulled who knows how many strings and </w:t>
+      </w:r>
+      <w:r>
+        <w:t>an internship offer came in the mail, which was recognized by his school.</w:t>
+      </w:r>
+    </w:p>
+    <w:p>
+      <w:r>
+        <w:t>Martin even sent a first-class ticket for the trip.</w:t>
+      </w:r>
+    </w:p>
+    <w:p>
+      <w:r>
+        <w:t xml:space="preserve">Luke stepped out of the security zone of the airport and headed for the luggage area. </w:t>
+      </w:r>
+    </w:p>
+    <w:p>
+      <w:r>
+        <w:t>Martin greeted Luke as he searched for his luggage.</w:t>
+      </w:r>
+    </w:p>
+    <w:p>
+      <w:r>
+        <w:t>“Welcome to Mexico Luke,” Martin said. “This is my associate Kevin.”</w:t>
+      </w:r>
+    </w:p>
+    <w:p>
+      <w:r>
+        <w:t>Kevin was a gorilla of a man, and clearly looked like security.</w:t>
+      </w:r>
+    </w:p>
+    <w:p>
+      <w:r>
+        <w:t>Luke grabbed his suitcase and Kevin said, “I can take that.”</w:t>
+      </w:r>
+    </w:p>
+    <w:p>
+      <w:r>
+        <w:t>Kevin grabbed the suitcase and carried it as if it was light as a feather.</w:t>
+      </w:r>
+    </w:p>
+    <w:p>
+      <w:r>
+        <w:t>Luke followed them out to a waiting car and Kevin stored the luggage. They headed out.</w:t>
+      </w:r>
+    </w:p>
+    <w:p>
+      <w:r>
+        <w:t>“How was the trip?” Martin asked.</w:t>
+      </w:r>
+    </w:p>
+    <w:p>
+      <w:r>
+        <w:t>“It was enjoyable,” Luke said. “It’s good having a friend who’s rich.”</w:t>
+      </w:r>
+    </w:p>
+    <w:p>
+      <w:r>
+        <w:t>Martin laughed.</w:t>
+      </w:r>
+    </w:p>
+    <w:p>
+      <w:r>
+        <w:lastRenderedPageBreak/>
+        <w:t>Traffic wasn’t too bad as they drove down the highway. Eventually they arrived at the hospital. The hospital was huge.</w:t>
+      </w:r>
+    </w:p>
+    <w:p>
+      <w:r>
+        <w:t>Kevin parked the car and Martin guided them to an elevator. A short trip brought them to their destination.</w:t>
+      </w:r>
+    </w:p>
+    <w:p>
+      <w:r>
+        <w:t xml:space="preserve">They entered an office and Martin called out, “Dr. Julio, I would like you to meet your new intern, Luke </w:t>
+      </w:r>
+      <w:r>
+        <w:t>Aelindril</w:t>
+      </w:r>
+      <w:r>
+        <w:t xml:space="preserve">. Luke means Hand of Fate and </w:t>
+      </w:r>
+      <w:r>
+        <w:t>Aelindril</w:t>
+      </w:r>
+      <w:r>
+        <w:t xml:space="preserve"> means Star Wanderer</w:t>
+      </w:r>
+      <w:r>
+        <w:rPr>
+          <w:rStyle w:val="FootnoteReference"/>
+        </w:rPr>
+        <w:footnoteReference w:id="1"/>
+      </w:r>
+      <w:r>
+        <w:t xml:space="preserve"> in </w:t>
+      </w:r>
+      <w:r>
+        <w:t>High Elvish</w:t>
+      </w:r>
+      <w:r>
+        <w:t>.</w:t>
+      </w:r>
+    </w:p>
+    <w:p>
+      <w:r>
+        <w:t>“Luke, this is my chief medical officer Dr. Julio Martinis.”</w:t>
+      </w:r>
+    </w:p>
+    <w:p>
+      <w:r>
+        <w:t>Luke looked at Martin and asked, “</w:t>
+      </w:r>
+      <w:r>
+        <w:t>High Elvish</w:t>
+      </w:r>
+      <w:r>
+        <w:t>?” He turned and shook the doctor’s hand and said, “Pleased to meet you. When do I start?”</w:t>
+      </w:r>
+    </w:p>
+    <w:p>
+      <w:r>
+        <w:t>“You can start when you get settled into your new place,” Julio said. “I hear you just arrived.”</w:t>
+      </w:r>
+    </w:p>
+    <w:p>
+      <w:r>
+        <w:t>“Come, I’ll take you to your new home,” Martin said.</w:t>
+      </w:r>
+    </w:p>
+    <w:p>
+      <w:r>
+        <w:t>The three returned to the garage and Kevin started the car. They drove off.</w:t>
+      </w:r>
+    </w:p>
+    <w:p>
+      <w:r>
+        <w:t>“This hospital is at the outskirts of the city because of the available space,” Martin said. “I’ll show you the RV now.”</w:t>
+      </w:r>
+    </w:p>
+    <w:p>
+      <w:r>
+        <w:t>A short drive brought them to a large parking area filled with RVs. The destination was an RV resembling a military vehicle. It was almost 12 meters long with dual axels at the back and huge wheels.</w:t>
+      </w:r>
+    </w:p>
+    <w:p/>
+    <w:p/>
+    <w:p/>
+    <w:p/>
+    <w:p/>
+    <w:p/>
+    <w:p/>
+    <w:p/>
+    <w:p/>
     <w:p/>
     <w:p/>
     <w:p/>
@@ -887,7 +1293,7 @@
             <w:rPr>
               <w:noProof/>
             </w:rPr>
-            <w:t>4</w:t>
+            <w:t>6</w:t>
           </w:r>
         </w:fldSimple>
       </w:p>
@@ -917,7 +1323,7 @@
             <w:rPr>
               <w:noProof/>
             </w:rPr>
-            <w:t>3</w:t>
+            <w:t>5</w:t>
           </w:r>
         </w:fldSimple>
       </w:p>
@@ -955,6 +1361,25 @@
       </w:pPr>
       <w:r>
         <w:continuationSeparator/>
+      </w:r>
+    </w:p>
+  </w:footnote>
+  <w:footnote w:id="1">
+    <w:p>
+      <w:pPr>
+        <w:pStyle w:val="FootnoteText"/>
+      </w:pPr>
+      <w:r>
+        <w:rPr>
+          <w:rStyle w:val="FootnoteReference"/>
+        </w:rPr>
+        <w:footnoteRef/>
+      </w:r>
+      <w:r>
+        <w:t xml:space="preserve"> </w:t>
+      </w:r>
+      <w:r>
+        <w:t>https://teamgroupnames.com/elf-names-for-boys/</w:t>
       </w:r>
     </w:p>
   </w:footnote>
@@ -2155,7 +2580,7 @@
   <w:style w:type="paragraph" w:default="1" w:styleId="Normal">
     <w:name w:val="Normal"/>
     <w:qFormat/>
-    <w:rsid w:val="008F7BCA"/>
+    <w:rsid w:val="00EA26E5"/>
     <w:pPr>
       <w:spacing w:after="200" w:line="276" w:lineRule="auto"/>
       <w:jc w:val="both"/>
@@ -2244,7 +2669,7 @@
     <w:name w:val="H1"/>
     <w:basedOn w:val="Normal"/>
     <w:next w:val="Normal"/>
-    <w:rsid w:val="007C08C8"/>
+    <w:rsid w:val="00EA26E5"/>
     <w:pPr>
       <w:pageBreakBefore/>
       <w:spacing w:before="480" w:after="0" w:line="240" w:lineRule="auto"/>
@@ -2258,13 +2683,14 @@
       <w:caps/>
       <w:sz w:val="40"/>
       <w:szCs w:val="40"/>
+      <w:lang w:val="en-CA"/>
     </w:rPr>
   </w:style>
   <w:style w:type="paragraph" w:customStyle="1" w:styleId="H2">
     <w:name w:val="H2"/>
     <w:basedOn w:val="Normal"/>
-    <w:next w:val="Quote1"/>
-    <w:rsid w:val="00A60F08"/>
+    <w:next w:val="Normal"/>
+    <w:rsid w:val="00EA26E5"/>
     <w:pPr>
       <w:keepNext/>
       <w:pageBreakBefore/>
@@ -2279,13 +2705,14 @@
       <w:sz w:val="28"/>
       <w:szCs w:val="28"/>
       <w:u w:val="single"/>
+      <w:lang w:val="en-CA"/>
     </w:rPr>
   </w:style>
   <w:style w:type="paragraph" w:customStyle="1" w:styleId="H3">
     <w:name w:val="H3"/>
     <w:basedOn w:val="Normal"/>
     <w:next w:val="Normal"/>
-    <w:rsid w:val="007C08C8"/>
+    <w:rsid w:val="00EA26E5"/>
     <w:pPr>
       <w:keepNext/>
       <w:widowControl w:val="0"/>
@@ -2297,12 +2724,13 @@
       <w:noProof/>
       <w:szCs w:val="24"/>
       <w:u w:val="single"/>
+      <w:lang w:val="en-CA"/>
     </w:rPr>
   </w:style>
   <w:style w:type="paragraph" w:customStyle="1" w:styleId="Quote1">
     <w:name w:val="Quote1"/>
     <w:basedOn w:val="Normal"/>
-    <w:rsid w:val="0046237F"/>
+    <w:rsid w:val="00EA26E5"/>
     <w:pPr>
       <w:keepNext/>
       <w:keepLines/>
@@ -2319,11 +2747,10 @@
   <w:style w:type="paragraph" w:customStyle="1" w:styleId="Quote2">
     <w:name w:val="Quote2"/>
     <w:basedOn w:val="Normal"/>
-    <w:rsid w:val="00FF37C3"/>
+    <w:rsid w:val="00EA26E5"/>
     <w:pPr>
       <w:spacing w:line="240" w:lineRule="auto"/>
-      <w:ind w:left="360" w:right="360"/>
-      <w:contextualSpacing/>
+      <w:ind w:left="357" w:right="357"/>
     </w:pPr>
     <w:rPr>
       <w:rFonts w:cs="Arial"/>
@@ -2945,6 +3372,39 @@
     <w:name w:val="gs_tkn"/>
     <w:basedOn w:val="DefaultParagraphFont"/>
     <w:rsid w:val="00F62CAC"/>
+  </w:style>
+  <w:style w:type="paragraph" w:customStyle="1" w:styleId="StatusMessage">
+    <w:name w:val="Status Message"/>
+    <w:basedOn w:val="NoSpacing"/>
+    <w:next w:val="Normal"/>
+    <w:qFormat/>
+    <w:rsid w:val="00EA26E5"/>
+    <w:pPr>
+      <w:spacing w:after="200"/>
+      <w:contextualSpacing/>
+      <w:jc w:val="center"/>
+    </w:pPr>
+    <w:rPr>
+      <w:b/>
+    </w:rPr>
+  </w:style>
+  <w:style w:type="paragraph" w:customStyle="1" w:styleId="StatusUser">
+    <w:name w:val="Status_User"/>
+    <w:basedOn w:val="Normal"/>
+    <w:qFormat/>
+    <w:rsid w:val="00EA26E5"/>
+    <w:pPr>
+      <w:tabs>
+        <w:tab w:val="left" w:pos="1701"/>
+        <w:tab w:val="left" w:pos="2126"/>
+      </w:tabs>
+      <w:spacing w:line="240" w:lineRule="auto"/>
+      <w:contextualSpacing/>
+    </w:pPr>
+    <w:rPr>
+      <w:b/>
+      <w:sz w:val="20"/>
+    </w:rPr>
   </w:style>
 </w:styles>
 </file>
@@ -3237,7 +3697,7 @@
 </file>
 
 <file path=customXml/itemProps1.xml><?xml version="1.0" encoding="utf-8"?>
-<ds:datastoreItem xmlns:ds="http://schemas.openxmlformats.org/officeDocument/2006/customXml" ds:itemID="{6DB64E80-61D3-4CF2-BFFA-3CA9C461163C}">
+<ds:datastoreItem xmlns:ds="http://schemas.openxmlformats.org/officeDocument/2006/customXml" ds:itemID="{3FD693BF-401F-4AD7-8B8E-B93F367A7FCB}">
   <ds:schemaRefs>
     <ds:schemaRef ds:uri="http://schemas.openxmlformats.org/officeDocument/2006/bibliography"/>
   </ds:schemaRefs>

--- a/Books/Stories/ThePrincessAndTheWitchDoctor/Book_ThePrincessAndTheWitchDoctor.docx
+++ b/Books/Stories/ThePrincessAndTheWitchDoctor/Book_ThePrincessAndTheWitchDoctor.docx
@@ -1150,10 +1150,148 @@
     </w:p>
     <w:p>
       <w:r>
-        <w:t>A short drive brought them to a large parking area filled with RVs. The destination was an RV resembling a military vehicle. It was almost 12 meters long with dual axels at the back and huge wheels.</w:t>
-      </w:r>
-    </w:p>
-    <w:p/>
+        <w:t xml:space="preserve">A short drive brought them to a large parking area filled with RVs. The destination was an RV resembling a </w:t>
+      </w:r>
+      <w:r>
+        <w:t>tiny home</w:t>
+      </w:r>
+      <w:r>
+        <w:t>. It was almost 12 meters long with dual axels at the back and huge wheels.</w:t>
+      </w:r>
+      <w:r>
+        <w:t xml:space="preserve"> However, the wheels were covered, extending the look of a tiny home. </w:t>
+      </w:r>
+    </w:p>
+    <w:p>
+      <w:r>
+        <w:t>Despite appearance Luke knew the RV could handle rough terrain.</w:t>
+      </w:r>
+    </w:p>
+    <w:p>
+      <w:r>
+        <w:t>“Amazing,” Luke said and opened a door on the camper side. Stairs extended out.</w:t>
+      </w:r>
+    </w:p>
+    <w:p>
+      <w:r>
+        <w:lastRenderedPageBreak/>
+        <w:t>Luke climbed aboard and looked around. A bed was above the cab with over 3 feet of overhead space. The bed had a skylight that could slide all the way open.</w:t>
+      </w:r>
+    </w:p>
+    <w:p>
+      <w:r>
+        <w:t>In front of him on the driver’s side was a kitchen area. To the left was the entrance to a washroom. Left of that was a closet</w:t>
+      </w:r>
+      <w:r>
+        <w:t xml:space="preserve"> with a mural of a hallway of a Victorian home</w:t>
+      </w:r>
+      <w:r>
+        <w:t>. Finally was space near the door for a small office desk, complete with an elevating monitor and an office chair.</w:t>
+      </w:r>
+    </w:p>
+    <w:p>
+      <w:r>
+        <w:t>Kevin placed Luke’s suitcase in front of him and Martin said, “Let’s go to the back.”</w:t>
+      </w:r>
+    </w:p>
+    <w:p>
+      <w:r>
+        <w:t xml:space="preserve">Luke stepped out and walked to the back of the RV. </w:t>
+      </w:r>
+      <w:r>
+        <w:t>There was a motorcycle mounted on the back.</w:t>
+      </w:r>
+    </w:p>
+    <w:p>
+      <w:r>
+        <w:t>Luke</w:t>
+      </w:r>
+      <w:r>
+        <w:t xml:space="preserve"> pressed a button and the whole back unfolded. In moments the back unfolded into an enclosed space 3 meters long and 4 meters wide.</w:t>
+      </w:r>
+    </w:p>
+    <w:p>
+      <w:r>
+        <w:t>Luke climbed the steps and entered. The back of the RV</w:t>
+      </w:r>
+      <w:r>
+        <w:t xml:space="preserve"> contained a </w:t>
+      </w:r>
+      <w:r>
+        <w:t>rolling bed</w:t>
+      </w:r>
+      <w:r>
+        <w:t>. Luke moved that out of the way, exposing</w:t>
+      </w:r>
+      <w:r>
+        <w:t xml:space="preserve"> storage slideouts.</w:t>
+      </w:r>
+    </w:p>
+    <w:p>
+      <w:r>
+        <w:t xml:space="preserve">Luke pulled out a storage slide and discovered it was almost 2 meters </w:t>
+      </w:r>
+      <w:r>
+        <w:t>deep</w:t>
+      </w:r>
+      <w:r>
+        <w:t>. It was filled with pharmaceuticals. The next 2 pull-outs had the same. The forth had medical equipment such as scalpels, masks and gloves. The final pull-out on the left included an x-ray machine, as well as sterilization equipment and a sink.</w:t>
+      </w:r>
+      <w:r>
+        <w:t xml:space="preserve"> There folding chairs and a flip-down table for a laptop.</w:t>
+      </w:r>
+    </w:p>
+    <w:p>
+      <w:r>
+        <w:t>“Damn, this has everything an emergency mobile hospital could possibly need,” Luke said.</w:t>
+      </w:r>
+    </w:p>
+    <w:p>
+      <w:r>
+        <w:t>“Let’s go to the front,” Martin said.</w:t>
+      </w:r>
+    </w:p>
+    <w:p>
+      <w:r>
+        <w:lastRenderedPageBreak/>
+        <w:t>Luke returned the operating table to its resting place. Outside, he pressed the button and the back folded back up.</w:t>
+      </w:r>
+    </w:p>
+    <w:p>
+      <w:r>
+        <w:t>Up front Luke swung the cab’s passenger’s chairs around and then sat on the office chair.</w:t>
+      </w:r>
+    </w:p>
+    <w:p>
+      <w:r>
+        <w:t>Martin and Kevin sat on cab chairs.</w:t>
+      </w:r>
+    </w:p>
+    <w:p>
+      <w:r>
+        <w:t>“What do you think?” Martin asked.</w:t>
+      </w:r>
+    </w:p>
+    <w:p>
+      <w:r>
+        <w:t>“It’s amazing,” Luke said. “You really drive a hard bargain. This must have cost a fortune.”</w:t>
+      </w:r>
+    </w:p>
+    <w:p>
+      <w:r>
+        <w:t>“Does that mean yes?” Martin asked.</w:t>
+      </w:r>
+    </w:p>
+    <w:p>
+      <w:r>
+        <w:t>Luke hesitated and then said, “Yes. I can’t give up this RV, and the hospital looks amazing. How can I say no? By the way, this is an electric RV isn’t it, with solar panels?”</w:t>
+      </w:r>
+    </w:p>
+    <w:p>
+      <w:r>
+        <w:t>“And a wind turbine,” Martin said. “It’s currently hooked up, but out on the back roads, you won’t need anything, not even a hookup.</w:t>
+      </w:r>
+    </w:p>
     <w:p/>
     <w:p/>
     <w:p/>
@@ -1293,7 +1431,7 @@
             <w:rPr>
               <w:noProof/>
             </w:rPr>
-            <w:t>6</w:t>
+            <w:t>10</w:t>
           </w:r>
         </w:fldSimple>
       </w:p>
@@ -1323,7 +1461,7 @@
             <w:rPr>
               <w:noProof/>
             </w:rPr>
-            <w:t>5</w:t>
+            <w:t>7</w:t>
           </w:r>
         </w:fldSimple>
       </w:p>
@@ -3697,7 +3835,7 @@
 </file>
 
 <file path=customXml/itemProps1.xml><?xml version="1.0" encoding="utf-8"?>
-<ds:datastoreItem xmlns:ds="http://schemas.openxmlformats.org/officeDocument/2006/customXml" ds:itemID="{3FD693BF-401F-4AD7-8B8E-B93F367A7FCB}">
+<ds:datastoreItem xmlns:ds="http://schemas.openxmlformats.org/officeDocument/2006/customXml" ds:itemID="{9F36EC11-8DD8-4349-87CD-928E401517CE}">
   <ds:schemaRefs>
     <ds:schemaRef ds:uri="http://schemas.openxmlformats.org/officeDocument/2006/bibliography"/>
   </ds:schemaRefs>

--- a/Books/Stories/ThePrincessAndTheWitchDoctor/Book_ThePrincessAndTheWitchDoctor.docx
+++ b/Books/Stories/ThePrincessAndTheWitchDoctor/Book_ThePrincessAndTheWitchDoctor.docx
@@ -1036,7 +1036,13 @@
     </w:p>
     <w:p>
       <w:r>
-        <w:t>Kevin was a gorilla of a man, and clearly looked like security.</w:t>
+        <w:t xml:space="preserve">Kevin was a gorilla of a man, and clearly looked like </w:t>
+      </w:r>
+      <w:r>
+        <w:t>a bodyguard</w:t>
+      </w:r>
+      <w:r>
+        <w:t>.</w:t>
       </w:r>
     </w:p>
     <w:p>
@@ -1150,7 +1156,7 @@
     </w:p>
     <w:p>
       <w:r>
-        <w:t xml:space="preserve">A short drive brought them to a large parking area filled with RVs. The destination was an RV resembling a </w:t>
+        <w:t xml:space="preserve">A short drive brought them to a parking area filled with RVs. The destination was an RV resembling a </w:t>
       </w:r>
       <w:r>
         <w:t>tiny home</w:t>
@@ -1183,7 +1189,13 @@
         <w:t>In front of him on the driver’s side was a kitchen area. To the left was the entrance to a washroom. Left of that was a closet</w:t>
       </w:r>
       <w:r>
-        <w:t xml:space="preserve"> with a mural of a hallway of a Victorian home</w:t>
+        <w:t xml:space="preserve"> with a </w:t>
+      </w:r>
+      <w:r>
+        <w:t xml:space="preserve">full-length </w:t>
+      </w:r>
+      <w:r>
+        <w:t>mural of a hallway of a Victorian home</w:t>
       </w:r>
       <w:r>
         <w:t>. Finally was space near the door for a small office desk, complete with an elevating monitor and an office chair.</w:t>
@@ -1218,7 +1230,13 @@
         <w:t xml:space="preserve"> contained a </w:t>
       </w:r>
       <w:r>
-        <w:t>rolling bed</w:t>
+        <w:t xml:space="preserve">rolling </w:t>
+      </w:r>
+      <w:r>
+        <w:t xml:space="preserve">hospital </w:t>
+      </w:r>
+      <w:r>
+        <w:t>bed</w:t>
       </w:r>
       <w:r>
         <w:t>. Luke moved that out of the way, exposing</w:t>
@@ -1238,12 +1256,21 @@
         <w:t>. It was filled with pharmaceuticals. The next 2 pull-outs had the same. The forth had medical equipment such as scalpels, masks and gloves. The final pull-out on the left included an x-ray machine, as well as sterilization equipment and a sink.</w:t>
       </w:r>
       <w:r>
-        <w:t xml:space="preserve"> There folding chairs and a flip-down table for a laptop.</w:t>
-      </w:r>
-    </w:p>
-    <w:p>
-      <w:r>
-        <w:t>“Damn, this has everything an emergency mobile hospital could possibly need,” Luke said.</w:t>
+        <w:t xml:space="preserve"> There </w:t>
+      </w:r>
+      <w:r>
+        <w:t xml:space="preserve">was also </w:t>
+      </w:r>
+      <w:r>
+        <w:t>folding chairs and a flip-down table for a laptop.</w:t>
+      </w:r>
+    </w:p>
+    <w:p>
+      <w:r>
+        <w:t xml:space="preserve">“Damn, this has everything an emergency mobile hospital </w:t>
+      </w:r>
+      <w:r>
+        <w:t>could possibly need,” Luke said, impressed.</w:t>
       </w:r>
     </w:p>
     <w:p>
@@ -1259,6 +1286,11 @@
     </w:p>
     <w:p>
       <w:r>
+        <w:t>“It’s exactly as I envisioned,” Luke said. “How did you pull it off?”</w:t>
+      </w:r>
+    </w:p>
+    <w:p>
+      <w:r>
         <w:t>Up front Luke swung the cab’s passenger’s chairs around and then sat on the office chair.</w:t>
       </w:r>
     </w:p>
@@ -1292,57 +1324,6 @@
         <w:t>“And a wind turbine,” Martin said. “It’s currently hooked up, but out on the back roads, you won’t need anything, not even a hookup.</w:t>
       </w:r>
     </w:p>
-    <w:p/>
-    <w:p/>
-    <w:p/>
-    <w:p/>
-    <w:p/>
-    <w:p/>
-    <w:p/>
-    <w:p/>
-    <w:p/>
-    <w:p/>
-    <w:p/>
-    <w:p/>
-    <w:p/>
-    <w:p/>
-    <w:p/>
-    <w:p/>
-    <w:p/>
-    <w:p/>
-    <w:p/>
-    <w:p/>
-    <w:p/>
-    <w:p/>
-    <w:p/>
-    <w:p/>
-    <w:p/>
-    <w:p/>
-    <w:p/>
-    <w:p/>
-    <w:p/>
-    <w:p/>
-    <w:p/>
-    <w:p/>
-    <w:p/>
-    <w:p/>
-    <w:p/>
-    <w:p/>
-    <w:p/>
-    <w:p/>
-    <w:p/>
-    <w:p/>
-    <w:p/>
-    <w:p/>
-    <w:p/>
-    <w:p/>
-    <w:p/>
-    <w:p/>
-    <w:p/>
-    <w:p/>
-    <w:p/>
-    <w:p/>
-    <w:p/>
     <w:p/>
     <w:sectPr>
       <w:headerReference w:type="even" r:id="rId13"/>
@@ -1431,7 +1412,7 @@
             <w:rPr>
               <w:noProof/>
             </w:rPr>
-            <w:t>10</w:t>
+            <w:t>8</w:t>
           </w:r>
         </w:fldSimple>
       </w:p>
@@ -3835,7 +3816,7 @@
 </file>
 
 <file path=customXml/itemProps1.xml><?xml version="1.0" encoding="utf-8"?>
-<ds:datastoreItem xmlns:ds="http://schemas.openxmlformats.org/officeDocument/2006/customXml" ds:itemID="{9F36EC11-8DD8-4349-87CD-928E401517CE}">
+<ds:datastoreItem xmlns:ds="http://schemas.openxmlformats.org/officeDocument/2006/customXml" ds:itemID="{FA6C1CB4-A548-4072-BFC1-BF142FA45B18}">
   <ds:schemaRefs>
     <ds:schemaRef ds:uri="http://schemas.openxmlformats.org/officeDocument/2006/bibliography"/>
   </ds:schemaRefs>
